--- a/detalles.docx
+++ b/detalles.docx
@@ -24,6 +24,47 @@
           <w:szCs w:val="27"/>
           <w:lang w:eastAsia="es-AR"/>
         </w:rPr>
+        <w:t>https://app.argentinadatos.com/</w:t>
+      </w:r>
+    </w:p>
+    <w:p>
+      <w:pPr>
+        <w:spacing w:before="100" w:beforeAutospacing="1" w:after="100" w:afterAutospacing="1" w:line="240" w:lineRule="auto"/>
+        <w:outlineLvl w:val="2"/>
+        <w:rPr>
+          <w:rFonts w:ascii="Times New Roman" w:eastAsia="Times New Roman" w:hAnsi="Times New Roman" w:cs="Times New Roman"/>
+          <w:b/>
+          <w:bCs/>
+          <w:sz w:val="27"/>
+          <w:szCs w:val="27"/>
+          <w:lang w:eastAsia="es-AR"/>
+        </w:rPr>
+      </w:pPr>
+      <w:bookmarkStart w:id="0" w:name="_GoBack"/>
+      <w:bookmarkEnd w:id="0"/>
+    </w:p>
+    <w:p>
+      <w:pPr>
+        <w:spacing w:before="100" w:beforeAutospacing="1" w:after="100" w:afterAutospacing="1" w:line="240" w:lineRule="auto"/>
+        <w:outlineLvl w:val="2"/>
+        <w:rPr>
+          <w:rFonts w:ascii="Times New Roman" w:eastAsia="Times New Roman" w:hAnsi="Times New Roman" w:cs="Times New Roman"/>
+          <w:b/>
+          <w:bCs/>
+          <w:sz w:val="27"/>
+          <w:szCs w:val="27"/>
+          <w:lang w:eastAsia="es-AR"/>
+        </w:rPr>
+      </w:pPr>
+      <w:r>
+        <w:rPr>
+          <w:rFonts w:ascii="Times New Roman" w:eastAsia="Times New Roman" w:hAnsi="Times New Roman" w:cs="Times New Roman"/>
+          <w:b/>
+          <w:bCs/>
+          <w:sz w:val="27"/>
+          <w:szCs w:val="27"/>
+          <w:lang w:eastAsia="es-AR"/>
+        </w:rPr>
         <w:t xml:space="preserve">1. </w:t>
       </w:r>
       <w:r>
@@ -471,10 +512,7 @@
         <w:t xml:space="preserve"> y cómo ejecutarla.</w:t>
       </w:r>
     </w:p>
-    <w:p>
-      <w:bookmarkStart w:id="0" w:name="_GoBack"/>
-      <w:bookmarkEnd w:id="0"/>
-    </w:p>
+    <w:p/>
     <w:sectPr>
       <w:pgSz w:w="11906" w:h="16838"/>
       <w:pgMar w:top="1417" w:right="1701" w:bottom="1417" w:left="1701" w:header="708" w:footer="708" w:gutter="0"/>
@@ -1584,6 +1622,17 @@
       <w:lang w:eastAsia="es-AR"/>
     </w:rPr>
   </w:style>
+  <w:style w:type="character" w:styleId="Hipervnculo">
+    <w:name w:val="Hyperlink"/>
+    <w:basedOn w:val="Fuentedeprrafopredeter"/>
+    <w:uiPriority w:val="99"/>
+    <w:unhideWhenUsed/>
+    <w:rsid w:val="000E04FA"/>
+    <w:rPr>
+      <w:color w:val="0563C1" w:themeColor="hyperlink"/>
+      <w:u w:val="single"/>
+    </w:rPr>
+  </w:style>
 </w:styles>
 </file>
 

--- a/detalles.docx
+++ b/detalles.docx
@@ -40,8 +40,6 @@
           <w:lang w:eastAsia="es-AR"/>
         </w:rPr>
       </w:pPr>
-      <w:bookmarkStart w:id="0" w:name="_GoBack"/>
-      <w:bookmarkEnd w:id="0"/>
     </w:p>
     <w:p>
       <w:pPr>
@@ -441,8 +439,370 @@
     </w:p>
     <w:p>
       <w:pPr>
+        <w:pStyle w:val="Prrafodelista"/>
+        <w:numPr>
+          <w:ilvl w:val="0"/>
+          <w:numId w:val="3"/>
+        </w:numPr>
+        <w:spacing w:before="100" w:beforeAutospacing="1" w:after="100" w:afterAutospacing="1" w:line="240" w:lineRule="auto"/>
+        <w:rPr>
+          <w:rFonts w:ascii="Times New Roman" w:eastAsia="Times New Roman" w:hAnsi="Times New Roman" w:cs="Times New Roman"/>
+          <w:sz w:val="24"/>
+          <w:szCs w:val="24"/>
+          <w:lang w:eastAsia="es-AR"/>
+        </w:rPr>
+      </w:pPr>
+      <w:r>
+        <w:rPr>
+          <w:rFonts w:ascii="Times New Roman" w:eastAsia="Times New Roman" w:hAnsi="Symbol" w:cs="Times New Roman"/>
+          <w:sz w:val="24"/>
+          <w:szCs w:val="24"/>
+          <w:lang w:eastAsia="es-AR"/>
+        </w:rPr>
+        <w:t></w:t>
+      </w:r>
+      <w:r>
+        <w:rPr>
+          <w:rFonts w:ascii="Times New Roman" w:eastAsia="Times New Roman" w:hAnsi="Times New Roman" w:cs="Times New Roman"/>
+          <w:sz w:val="24"/>
+          <w:szCs w:val="24"/>
+          <w:lang w:eastAsia="es-AR"/>
+        </w:rPr>
+        <w:t xml:space="preserve">  </w:t>
+      </w:r>
+      <w:r>
+        <w:rPr>
+          <w:rFonts w:ascii="Courier New" w:eastAsia="Times New Roman" w:hAnsi="Courier New" w:cs="Courier New"/>
+          <w:sz w:val="20"/>
+          <w:szCs w:val="20"/>
+          <w:lang w:eastAsia="es-AR"/>
+        </w:rPr>
+        <w:t>intelligence.js</w:t>
+      </w:r>
+      <w:r>
+        <w:rPr>
+          <w:rFonts w:ascii="Times New Roman" w:eastAsia="Times New Roman" w:hAnsi="Times New Roman" w:cs="Times New Roman"/>
+          <w:sz w:val="24"/>
+          <w:szCs w:val="24"/>
+          <w:lang w:eastAsia="es-AR"/>
+        </w:rPr>
+        <w:t>: Lógica de los perfiles (</w:t>
+      </w:r>
+      <w:proofErr w:type="spellStart"/>
+      <w:r>
+        <w:rPr>
+          <w:rFonts w:ascii="Times New Roman" w:eastAsia="Times New Roman" w:hAnsi="Times New Roman" w:cs="Times New Roman"/>
+          <w:sz w:val="24"/>
+          <w:szCs w:val="24"/>
+          <w:lang w:eastAsia="es-AR"/>
+        </w:rPr>
+        <w:t>Cons</w:t>
+      </w:r>
+      <w:proofErr w:type="spellEnd"/>
+      <w:r>
+        <w:rPr>
+          <w:rFonts w:ascii="Times New Roman" w:eastAsia="Times New Roman" w:hAnsi="Times New Roman" w:cs="Times New Roman"/>
+          <w:sz w:val="24"/>
+          <w:szCs w:val="24"/>
+          <w:lang w:eastAsia="es-AR"/>
+        </w:rPr>
+        <w:t>/</w:t>
+      </w:r>
+      <w:proofErr w:type="spellStart"/>
+      <w:r>
+        <w:rPr>
+          <w:rFonts w:ascii="Times New Roman" w:eastAsia="Times New Roman" w:hAnsi="Times New Roman" w:cs="Times New Roman"/>
+          <w:sz w:val="24"/>
+          <w:szCs w:val="24"/>
+          <w:lang w:eastAsia="es-AR"/>
+        </w:rPr>
+        <w:t>Mod</w:t>
+      </w:r>
+      <w:proofErr w:type="spellEnd"/>
+      <w:r>
+        <w:rPr>
+          <w:rFonts w:ascii="Times New Roman" w:eastAsia="Times New Roman" w:hAnsi="Times New Roman" w:cs="Times New Roman"/>
+          <w:sz w:val="24"/>
+          <w:szCs w:val="24"/>
+          <w:lang w:eastAsia="es-AR"/>
+        </w:rPr>
+        <w:t>/</w:t>
+      </w:r>
+      <w:proofErr w:type="spellStart"/>
+      <w:r>
+        <w:rPr>
+          <w:rFonts w:ascii="Times New Roman" w:eastAsia="Times New Roman" w:hAnsi="Times New Roman" w:cs="Times New Roman"/>
+          <w:sz w:val="24"/>
+          <w:szCs w:val="24"/>
+          <w:lang w:eastAsia="es-AR"/>
+        </w:rPr>
+        <w:t>Agre</w:t>
+      </w:r>
+      <w:proofErr w:type="spellEnd"/>
+      <w:r>
+        <w:rPr>
+          <w:rFonts w:ascii="Times New Roman" w:eastAsia="Times New Roman" w:hAnsi="Times New Roman" w:cs="Times New Roman"/>
+          <w:sz w:val="24"/>
+          <w:szCs w:val="24"/>
+          <w:lang w:eastAsia="es-AR"/>
+        </w:rPr>
+        <w:t xml:space="preserve">), el </w:t>
+      </w:r>
+      <w:proofErr w:type="spellStart"/>
+      <w:r>
+        <w:rPr>
+          <w:rFonts w:ascii="Courier New" w:eastAsia="Times New Roman" w:hAnsi="Courier New" w:cs="Courier New"/>
+          <w:sz w:val="20"/>
+          <w:szCs w:val="20"/>
+          <w:lang w:eastAsia="es-AR"/>
+        </w:rPr>
+        <w:t>typeWriter</w:t>
+      </w:r>
+      <w:proofErr w:type="spellEnd"/>
+      <w:r>
+        <w:rPr>
+          <w:rFonts w:ascii="Times New Roman" w:eastAsia="Times New Roman" w:hAnsi="Times New Roman" w:cs="Times New Roman"/>
+          <w:sz w:val="24"/>
+          <w:szCs w:val="24"/>
+          <w:lang w:eastAsia="es-AR"/>
+        </w:rPr>
+        <w:t xml:space="preserve"> y el diccionario.</w:t>
+      </w:r>
+    </w:p>
+    <w:p>
+      <w:pPr>
+        <w:pStyle w:val="Prrafodelista"/>
+        <w:numPr>
+          <w:ilvl w:val="0"/>
+          <w:numId w:val="3"/>
+        </w:numPr>
+        <w:spacing w:before="100" w:beforeAutospacing="1" w:after="100" w:afterAutospacing="1" w:line="240" w:lineRule="auto"/>
+        <w:rPr>
+          <w:rFonts w:ascii="Times New Roman" w:eastAsia="Times New Roman" w:hAnsi="Times New Roman" w:cs="Times New Roman"/>
+          <w:sz w:val="24"/>
+          <w:szCs w:val="24"/>
+          <w:lang w:eastAsia="es-AR"/>
+        </w:rPr>
+      </w:pPr>
+      <w:r>
+        <w:rPr>
+          <w:rFonts w:ascii="Times New Roman" w:eastAsia="Times New Roman" w:hAnsi="Symbol" w:cs="Times New Roman"/>
+          <w:sz w:val="24"/>
+          <w:szCs w:val="24"/>
+          <w:lang w:eastAsia="es-AR"/>
+        </w:rPr>
+        <w:t></w:t>
+      </w:r>
+      <w:r>
+        <w:rPr>
+          <w:rFonts w:ascii="Times New Roman" w:eastAsia="Times New Roman" w:hAnsi="Times New Roman" w:cs="Times New Roman"/>
+          <w:sz w:val="24"/>
+          <w:szCs w:val="24"/>
+          <w:lang w:eastAsia="es-AR"/>
+        </w:rPr>
+        <w:t xml:space="preserve">  </w:t>
+      </w:r>
+      <w:r>
+        <w:rPr>
+          <w:rFonts w:ascii="Courier New" w:eastAsia="Times New Roman" w:hAnsi="Courier New" w:cs="Courier New"/>
+          <w:sz w:val="20"/>
+          <w:szCs w:val="20"/>
+          <w:lang w:eastAsia="es-AR"/>
+        </w:rPr>
+        <w:t>metrics.js</w:t>
+      </w:r>
+      <w:r>
+        <w:rPr>
+          <w:rFonts w:ascii="Times New Roman" w:eastAsia="Times New Roman" w:hAnsi="Times New Roman" w:cs="Times New Roman"/>
+          <w:sz w:val="24"/>
+          <w:szCs w:val="24"/>
+          <w:lang w:eastAsia="es-AR"/>
+        </w:rPr>
+        <w:t>: Captura de datos de la API de Dólar, Inflación y cálculo de tasas reales.</w:t>
+      </w:r>
+    </w:p>
+    <w:p>
+      <w:pPr>
+        <w:pStyle w:val="Prrafodelista"/>
+        <w:numPr>
+          <w:ilvl w:val="0"/>
+          <w:numId w:val="3"/>
+        </w:numPr>
+        <w:spacing w:before="100" w:beforeAutospacing="1" w:after="100" w:afterAutospacing="1" w:line="240" w:lineRule="auto"/>
+        <w:rPr>
+          <w:rFonts w:ascii="Times New Roman" w:eastAsia="Times New Roman" w:hAnsi="Times New Roman" w:cs="Times New Roman"/>
+          <w:sz w:val="24"/>
+          <w:szCs w:val="24"/>
+          <w:lang w:eastAsia="es-AR"/>
+        </w:rPr>
+      </w:pPr>
+      <w:r>
+        <w:rPr>
+          <w:rFonts w:ascii="Times New Roman" w:eastAsia="Times New Roman" w:hAnsi="Symbol" w:cs="Times New Roman"/>
+          <w:sz w:val="24"/>
+          <w:szCs w:val="24"/>
+          <w:lang w:eastAsia="es-AR"/>
+        </w:rPr>
+        <w:t></w:t>
+      </w:r>
+      <w:r>
+        <w:rPr>
+          <w:rFonts w:ascii="Times New Roman" w:eastAsia="Times New Roman" w:hAnsi="Times New Roman" w:cs="Times New Roman"/>
+          <w:sz w:val="24"/>
+          <w:szCs w:val="24"/>
+          <w:lang w:eastAsia="es-AR"/>
+        </w:rPr>
+        <w:t xml:space="preserve">  </w:t>
+      </w:r>
+      <w:r>
+        <w:rPr>
+          <w:rFonts w:ascii="Courier New" w:eastAsia="Times New Roman" w:hAnsi="Courier New" w:cs="Courier New"/>
+          <w:sz w:val="20"/>
+          <w:szCs w:val="20"/>
+          <w:lang w:eastAsia="es-AR"/>
+        </w:rPr>
+        <w:t>monitoring.js</w:t>
+      </w:r>
+      <w:r>
+        <w:rPr>
+          <w:rFonts w:ascii="Times New Roman" w:eastAsia="Times New Roman" w:hAnsi="Times New Roman" w:cs="Times New Roman"/>
+          <w:sz w:val="24"/>
+          <w:szCs w:val="24"/>
+          <w:lang w:eastAsia="es-AR"/>
+        </w:rPr>
+        <w:t>: Mapeo de Billeteras, Plazos Fijos y sus respectivos links oficiales.</w:t>
+      </w:r>
+    </w:p>
+    <w:p>
+      <w:pPr>
+        <w:pStyle w:val="Prrafodelista"/>
+        <w:numPr>
+          <w:ilvl w:val="0"/>
+          <w:numId w:val="3"/>
+        </w:numPr>
+        <w:spacing w:before="100" w:beforeAutospacing="1" w:after="100" w:afterAutospacing="1" w:line="240" w:lineRule="auto"/>
+        <w:rPr>
+          <w:rFonts w:ascii="Times New Roman" w:eastAsia="Times New Roman" w:hAnsi="Times New Roman" w:cs="Times New Roman"/>
+          <w:sz w:val="24"/>
+          <w:szCs w:val="24"/>
+          <w:lang w:eastAsia="es-AR"/>
+        </w:rPr>
+      </w:pPr>
+      <w:r>
+        <w:rPr>
+          <w:rFonts w:ascii="Times New Roman" w:eastAsia="Times New Roman" w:hAnsi="Symbol" w:cs="Times New Roman"/>
+          <w:sz w:val="24"/>
+          <w:szCs w:val="24"/>
+          <w:lang w:eastAsia="es-AR"/>
+        </w:rPr>
+        <w:t></w:t>
+      </w:r>
+      <w:r>
+        <w:rPr>
+          <w:rFonts w:ascii="Times New Roman" w:eastAsia="Times New Roman" w:hAnsi="Times New Roman" w:cs="Times New Roman"/>
+          <w:sz w:val="24"/>
+          <w:szCs w:val="24"/>
+          <w:lang w:eastAsia="es-AR"/>
+        </w:rPr>
+        <w:t xml:space="preserve">  </w:t>
+      </w:r>
+      <w:r>
+        <w:rPr>
+          <w:rFonts w:ascii="Courier New" w:eastAsia="Times New Roman" w:hAnsi="Courier New" w:cs="Courier New"/>
+          <w:sz w:val="20"/>
+          <w:szCs w:val="20"/>
+          <w:lang w:eastAsia="es-AR"/>
+        </w:rPr>
+        <w:t>news.js</w:t>
+      </w:r>
+      <w:r>
+        <w:rPr>
+          <w:rFonts w:ascii="Times New Roman" w:eastAsia="Times New Roman" w:hAnsi="Times New Roman" w:cs="Times New Roman"/>
+          <w:sz w:val="24"/>
+          <w:szCs w:val="24"/>
+          <w:lang w:eastAsia="es-AR"/>
+        </w:rPr>
+        <w:t>: Captura de noticias y análisis de sentimiento.</w:t>
+      </w:r>
+    </w:p>
+    <w:p>
+      <w:pPr>
+        <w:pStyle w:val="Prrafodelista"/>
+        <w:numPr>
+          <w:ilvl w:val="0"/>
+          <w:numId w:val="3"/>
+        </w:numPr>
+        <w:spacing w:before="100" w:beforeAutospacing="1" w:after="100" w:afterAutospacing="1" w:line="240" w:lineRule="auto"/>
+        <w:rPr>
+          <w:rFonts w:ascii="Times New Roman" w:eastAsia="Times New Roman" w:hAnsi="Times New Roman" w:cs="Times New Roman"/>
+          <w:sz w:val="24"/>
+          <w:szCs w:val="24"/>
+          <w:lang w:eastAsia="es-AR"/>
+        </w:rPr>
+      </w:pPr>
+      <w:r>
+        <w:rPr>
+          <w:rFonts w:ascii="Times New Roman" w:eastAsia="Times New Roman" w:hAnsi="Symbol" w:cs="Times New Roman"/>
+          <w:sz w:val="24"/>
+          <w:szCs w:val="24"/>
+          <w:lang w:eastAsia="es-AR"/>
+        </w:rPr>
+        <w:t></w:t>
+      </w:r>
+      <w:r>
+        <w:rPr>
+          <w:rFonts w:ascii="Times New Roman" w:eastAsia="Times New Roman" w:hAnsi="Times New Roman" w:cs="Times New Roman"/>
+          <w:sz w:val="24"/>
+          <w:szCs w:val="24"/>
+          <w:lang w:eastAsia="es-AR"/>
+        </w:rPr>
+        <w:t xml:space="preserve">  </w:t>
+      </w:r>
+      <w:r>
+        <w:rPr>
+          <w:rFonts w:ascii="Courier New" w:eastAsia="Times New Roman" w:hAnsi="Courier New" w:cs="Courier New"/>
+          <w:sz w:val="20"/>
+          <w:szCs w:val="20"/>
+          <w:lang w:eastAsia="es-AR"/>
+        </w:rPr>
+        <w:t>main.js</w:t>
+      </w:r>
+      <w:r>
+        <w:rPr>
+          <w:rFonts w:ascii="Times New Roman" w:eastAsia="Times New Roman" w:hAnsi="Times New Roman" w:cs="Times New Roman"/>
+          <w:sz w:val="24"/>
+          <w:szCs w:val="24"/>
+          <w:lang w:eastAsia="es-AR"/>
+        </w:rPr>
+        <w:t xml:space="preserve">: El "orquestador" que inicia el </w:t>
+      </w:r>
+      <w:proofErr w:type="spellStart"/>
+      <w:r>
+        <w:rPr>
+          <w:rFonts w:ascii="Times New Roman" w:eastAsia="Times New Roman" w:hAnsi="Times New Roman" w:cs="Times New Roman"/>
+          <w:sz w:val="24"/>
+          <w:szCs w:val="24"/>
+          <w:lang w:eastAsia="es-AR"/>
+        </w:rPr>
+        <w:t>loader</w:t>
+      </w:r>
+      <w:proofErr w:type="spellEnd"/>
+      <w:r>
+        <w:rPr>
+          <w:rFonts w:ascii="Times New Roman" w:eastAsia="Times New Roman" w:hAnsi="Times New Roman" w:cs="Times New Roman"/>
+          <w:sz w:val="24"/>
+          <w:szCs w:val="24"/>
+          <w:lang w:eastAsia="es-AR"/>
+        </w:rPr>
+        <w:t xml:space="preserve"> y llama a las funciones de los otros archivos.</w:t>
+      </w:r>
+    </w:p>
+    <w:p>
+      <w:pPr>
         <w:pStyle w:val="Ttulo3"/>
       </w:pPr>
+      <w:bookmarkStart w:id="0" w:name="_GoBack"/>
+      <w:bookmarkEnd w:id="0"/>
       <w:r>
         <w:t xml:space="preserve">4. </w:t>
       </w:r>
@@ -1633,6 +1993,17 @@
       <w:u w:val="single"/>
     </w:rPr>
   </w:style>
+  <w:style w:type="paragraph" w:styleId="Prrafodelista">
+    <w:name w:val="List Paragraph"/>
+    <w:basedOn w:val="Normal"/>
+    <w:uiPriority w:val="34"/>
+    <w:qFormat/>
+    <w:rsid w:val="0055387E"/>
+    <w:pPr>
+      <w:ind w:left="720"/>
+      <w:contextualSpacing/>
+    </w:pPr>
+  </w:style>
 </w:styles>
 </file>
 
